--- a/pregrado/s11/plantillas/guia_acf_pacf.docx
+++ b/pregrado/s11/plantillas/guia_acf_pacf.docx
@@ -362,40 +362,38 @@
       <w:r>
         <w:t xml:space="preserve"> (lag) B —que retrasa la serie un periodo, </w:t>
       </w:r>
-      <w:r>
-        <w:drawing>
-          <wp:inline xmlns:a="http://schemas.openxmlformats.org/drawingml/2006/main" xmlns:pic="http://schemas.openxmlformats.org/drawingml/2006/picture">
-            <wp:extent cx="734112" cy="206692"/>
-            <wp:docPr id="1" name="Picture 1"/>
-            <wp:cNvGraphicFramePr>
-              <a:graphicFrameLocks noChangeAspect="1"/>
-            </wp:cNvGraphicFramePr>
-            <a:graphic>
-              <a:graphicData uri="http://schemas.openxmlformats.org/drawingml/2006/picture">
-                <pic:pic>
-                  <pic:nvPicPr>
-                    <pic:cNvPr id="0" name="eq_c2b741c23884.png"/>
-                    <pic:cNvPicPr/>
-                  </pic:nvPicPr>
-                  <pic:blipFill>
-                    <a:blip r:embed="rId9"/>
-                    <a:stretch>
-                      <a:fillRect/>
-                    </a:stretch>
-                  </pic:blipFill>
-                  <pic:spPr>
-                    <a:xfrm>
-                      <a:off x="0" y="0"/>
-                      <a:ext cx="734112" cy="206692"/>
-                    </a:xfrm>
-                    <a:prstGeom prst="rect"/>
-                  </pic:spPr>
-                </pic:pic>
-              </a:graphicData>
-            </a:graphic>
-          </wp:inline>
-        </w:drawing>
-      </w:r>
+      <m:oMath>
+        <m:r>
+          <m:t>B</m:t>
+        </m:r>
+        <m:sSub>
+          <m:e>
+            <m:r>
+              <m:t>y</m:t>
+            </m:r>
+          </m:e>
+          <m:sub>
+            <m:r>
+              <m:t>t</m:t>
+            </m:r>
+          </m:sub>
+        </m:sSub>
+        <m:r>
+          <m:t>=</m:t>
+        </m:r>
+        <m:sSub>
+          <m:e>
+            <m:r>
+              <m:t>y</m:t>
+            </m:r>
+          </m:e>
+          <m:sub>
+            <m:r>
+              <m:t>t−1</m:t>
+            </m:r>
+          </m:sub>
+        </m:sSub>
+      </m:oMath>
       <w:r>
         <w:t>— un ARIMA(p,d,q) es un polinomio AR por la serie diferenciada igualado a un polinomio MA por el ruido; en el caso ARIMA(1,d,1):</w:t>
       </w:r>
@@ -449,40 +447,105 @@
               <w:spacing w:after="0"/>
               <w:jc w:val="center"/>
             </w:pPr>
-            <w:r>
-              <w:drawing>
-                <wp:inline xmlns:a="http://schemas.openxmlformats.org/drawingml/2006/main" xmlns:pic="http://schemas.openxmlformats.org/drawingml/2006/picture">
-                  <wp:extent cx="3370810" cy="332509"/>
-                  <wp:docPr id="2" name="Picture 2"/>
-                  <wp:cNvGraphicFramePr>
-                    <a:graphicFrameLocks noChangeAspect="1"/>
-                  </wp:cNvGraphicFramePr>
-                  <a:graphic>
-                    <a:graphicData uri="http://schemas.openxmlformats.org/drawingml/2006/picture">
-                      <pic:pic>
-                        <pic:nvPicPr>
-                          <pic:cNvPr id="0" name="eq_1ac1c49d9629.png"/>
-                          <pic:cNvPicPr/>
-                        </pic:nvPicPr>
-                        <pic:blipFill>
-                          <a:blip r:embed="rId10"/>
-                          <a:stretch>
-                            <a:fillRect/>
-                          </a:stretch>
-                        </pic:blipFill>
-                        <pic:spPr>
-                          <a:xfrm>
-                            <a:off x="0" y="0"/>
-                            <a:ext cx="3370810" cy="332509"/>
-                          </a:xfrm>
-                          <a:prstGeom prst="rect"/>
-                        </pic:spPr>
-                      </pic:pic>
-                    </a:graphicData>
-                  </a:graphic>
-                </wp:inline>
-              </w:drawing>
-            </w:r>
+            <m:oMath>
+              <m:d>
+                <m:dPr>
+                  <m:sepChr m:val=""/>
+                </m:dPr>
+                <m:e>
+                  <m:r>
+                    <m:t>1</m:t>
+                  </m:r>
+                  <m:r>
+                    <m:t>−</m:t>
+                  </m:r>
+                  <m:r>
+                    <m:t>ϕ</m:t>
+                  </m:r>
+                  <m:r>
+                    <m:t>B</m:t>
+                  </m:r>
+                  <m:r>
+                    <m:t>)</m:t>
+                  </m:r>
+                  <m:r>
+                    <m:t>(</m:t>
+                  </m:r>
+                  <m:r>
+                    <m:t>1</m:t>
+                  </m:r>
+                  <m:r>
+                    <m:t>−</m:t>
+                  </m:r>
+                  <m:r>
+                    <m:t>B</m:t>
+                  </m:r>
+                  <m:sSup>
+                    <m:e>
+                      <m:r>
+                        <m:t>)</m:t>
+                      </m:r>
+                    </m:e>
+                    <m:sup>
+                      <m:r>
+                        <m:t>d</m:t>
+                      </m:r>
+                    </m:sup>
+                  </m:sSup>
+                  <m:sSub>
+                    <m:e>
+                      <m:r>
+                        <m:t>y</m:t>
+                      </m:r>
+                    </m:e>
+                    <m:sub>
+                      <m:r>
+                        <m:t>t</m:t>
+                      </m:r>
+                    </m:sub>
+                  </m:sSub>
+                  <m:r>
+                    <m:t>=</m:t>
+                  </m:r>
+                  <m:r>
+                    <m:t>(</m:t>
+                  </m:r>
+                  <m:r>
+                    <m:t>1</m:t>
+                  </m:r>
+                  <m:r>
+                    <m:t>+</m:t>
+                  </m:r>
+                  <m:r>
+                    <m:t>θ</m:t>
+                  </m:r>
+                  <m:r>
+                    <m:t>B</m:t>
+                  </m:r>
+                  <m:r>
+                    <m:t>)</m:t>
+                  </m:r>
+                  <m:sSub>
+                    <m:e>
+                      <m:r>
+                        <m:t>ε</m:t>
+                      </m:r>
+                    </m:e>
+                    <m:sub>
+                      <m:r>
+                        <m:t>t</m:t>
+                      </m:r>
+                    </m:sub>
+                  </m:sSub>
+                  <m:r>
+                    <m:t>(</m:t>
+                  </m:r>
+                  <m:r>
+                    <m:t>1</m:t>
+                  </m:r>
+                </m:e>
+              </m:d>
+            </m:oMath>
           </w:p>
         </w:tc>
         <w:tc>
@@ -524,114 +587,67 @@
       <w:r>
         <w:t xml:space="preserve">donde </w:t>
       </w:r>
-      <w:r>
-        <w:drawing>
-          <wp:inline xmlns:a="http://schemas.openxmlformats.org/drawingml/2006/main" xmlns:pic="http://schemas.openxmlformats.org/drawingml/2006/picture">
-            <wp:extent cx="515141" cy="206692"/>
-            <wp:docPr id="3" name="Picture 3"/>
-            <wp:cNvGraphicFramePr>
-              <a:graphicFrameLocks noChangeAspect="1"/>
-            </wp:cNvGraphicFramePr>
-            <a:graphic>
-              <a:graphicData uri="http://schemas.openxmlformats.org/drawingml/2006/picture">
-                <pic:pic>
-                  <pic:nvPicPr>
-                    <pic:cNvPr id="0" name="eq_12c8d96dd722.png"/>
-                    <pic:cNvPicPr/>
-                  </pic:nvPicPr>
-                  <pic:blipFill>
-                    <a:blip r:embed="rId11"/>
-                    <a:stretch>
-                      <a:fillRect/>
-                    </a:stretch>
-                  </pic:blipFill>
-                  <pic:spPr>
-                    <a:xfrm>
-                      <a:off x="0" y="0"/>
-                      <a:ext cx="515141" cy="206692"/>
-                    </a:xfrm>
-                    <a:prstGeom prst="rect"/>
-                  </pic:spPr>
-                </pic:pic>
-              </a:graphicData>
-            </a:graphic>
-          </wp:inline>
-        </w:drawing>
-      </w:r>
+      <m:oMath>
+        <m:sSup>
+          <m:e>
+            <m:d>
+              <m:dPr>
+                <m:sepChr m:val=""/>
+              </m:dPr>
+              <m:e>
+                <m:r>
+                  <m:t>1</m:t>
+                </m:r>
+                <m:r>
+                  <m:t>−</m:t>
+                </m:r>
+                <m:r>
+                  <m:t>B</m:t>
+                </m:r>
+              </m:e>
+            </m:d>
+          </m:e>
+          <m:sup>
+            <m:r>
+              <m:t>d</m:t>
+            </m:r>
+          </m:sup>
+        </m:sSup>
+      </m:oMath>
       <w:r>
         <w:t xml:space="preserve"> aplica la diferenciación regular sobre </w:t>
       </w:r>
-      <w:r>
-        <w:drawing>
-          <wp:inline xmlns:a="http://schemas.openxmlformats.org/drawingml/2006/main" xmlns:pic="http://schemas.openxmlformats.org/drawingml/2006/picture">
-            <wp:extent cx="196001" cy="206692"/>
-            <wp:docPr id="4" name="Picture 4"/>
-            <wp:cNvGraphicFramePr>
-              <a:graphicFrameLocks noChangeAspect="1"/>
-            </wp:cNvGraphicFramePr>
-            <a:graphic>
-              <a:graphicData uri="http://schemas.openxmlformats.org/drawingml/2006/picture">
-                <pic:pic>
-                  <pic:nvPicPr>
-                    <pic:cNvPr id="0" name="eq_f6452cdbe7c2.png"/>
-                    <pic:cNvPicPr/>
-                  </pic:nvPicPr>
-                  <pic:blipFill>
-                    <a:blip r:embed="rId12"/>
-                    <a:stretch>
-                      <a:fillRect/>
-                    </a:stretch>
-                  </pic:blipFill>
-                  <pic:spPr>
-                    <a:xfrm>
-                      <a:off x="0" y="0"/>
-                      <a:ext cx="196001" cy="206692"/>
-                    </a:xfrm>
-                    <a:prstGeom prst="rect"/>
-                  </pic:spPr>
-                </pic:pic>
-              </a:graphicData>
-            </a:graphic>
-          </wp:inline>
-        </w:drawing>
-      </w:r>
+      <m:oMath>
+        <m:sSub>
+          <m:e>
+            <m:r>
+              <m:t>y</m:t>
+            </m:r>
+          </m:e>
+          <m:sub>
+            <m:r>
+              <m:t>t</m:t>
+            </m:r>
+          </m:sub>
+        </m:sSub>
+      </m:oMath>
       <w:r>
         <w:t xml:space="preserve"> y </w:t>
       </w:r>
-      <w:r>
-        <w:drawing>
-          <wp:inline xmlns:a="http://schemas.openxmlformats.org/drawingml/2006/main" xmlns:pic="http://schemas.openxmlformats.org/drawingml/2006/picture">
-            <wp:extent cx="188874" cy="206692"/>
-            <wp:docPr id="5" name="Picture 5"/>
-            <wp:cNvGraphicFramePr>
-              <a:graphicFrameLocks noChangeAspect="1"/>
-            </wp:cNvGraphicFramePr>
-            <a:graphic>
-              <a:graphicData uri="http://schemas.openxmlformats.org/drawingml/2006/picture">
-                <pic:pic>
-                  <pic:nvPicPr>
-                    <pic:cNvPr id="0" name="eq_ce2c0e98da41.png"/>
-                    <pic:cNvPicPr/>
-                  </pic:nvPicPr>
-                  <pic:blipFill>
-                    <a:blip r:embed="rId13"/>
-                    <a:stretch>
-                      <a:fillRect/>
-                    </a:stretch>
-                  </pic:blipFill>
-                  <pic:spPr>
-                    <a:xfrm>
-                      <a:off x="0" y="0"/>
-                      <a:ext cx="188874" cy="206692"/>
-                    </a:xfrm>
-                    <a:prstGeom prst="rect"/>
-                  </pic:spPr>
-                </pic:pic>
-              </a:graphicData>
-            </a:graphic>
-          </wp:inline>
-        </w:drawing>
-      </w:r>
+      <m:oMath>
+        <m:sSub>
+          <m:e>
+            <m:r>
+              <m:t>ε</m:t>
+            </m:r>
+          </m:e>
+          <m:sub>
+            <m:r>
+              <m:t>t</m:t>
+            </m:r>
+          </m:sub>
+        </m:sSub>
+      </m:oMath>
       <w:r>
         <w:t xml:space="preserve"> es ruido blanco. La versión estacional </w:t>
       </w:r>
@@ -644,40 +660,20 @@
       <w:r>
         <w:t xml:space="preserve"> multiplica los polinomios regulares por sus contrapartes estacionales en </w:t>
       </w:r>
-      <w:r>
-        <w:drawing>
-          <wp:inline xmlns:a="http://schemas.openxmlformats.org/drawingml/2006/main" xmlns:pic="http://schemas.openxmlformats.org/drawingml/2006/picture">
-            <wp:extent cx="223917" cy="206692"/>
-            <wp:docPr id="6" name="Picture 6"/>
-            <wp:cNvGraphicFramePr>
-              <a:graphicFrameLocks noChangeAspect="1"/>
-            </wp:cNvGraphicFramePr>
-            <a:graphic>
-              <a:graphicData uri="http://schemas.openxmlformats.org/drawingml/2006/picture">
-                <pic:pic>
-                  <pic:nvPicPr>
-                    <pic:cNvPr id="0" name="eq_71679c2918d2.png"/>
-                    <pic:cNvPicPr/>
-                  </pic:nvPicPr>
-                  <pic:blipFill>
-                    <a:blip r:embed="rId14"/>
-                    <a:stretch>
-                      <a:fillRect/>
-                    </a:stretch>
-                  </pic:blipFill>
-                  <pic:spPr>
-                    <a:xfrm>
-                      <a:off x="0" y="0"/>
-                      <a:ext cx="223917" cy="206692"/>
-                    </a:xfrm>
-                    <a:prstGeom prst="rect"/>
-                  </pic:spPr>
-                </pic:pic>
-              </a:graphicData>
-            </a:graphic>
-          </wp:inline>
-        </w:drawing>
-      </w:r>
+      <m:oMath>
+        <m:sSup>
+          <m:e>
+            <m:r>
+              <m:t>B</m:t>
+            </m:r>
+          </m:e>
+          <m:sup>
+            <m:r>
+              <m:t>s</m:t>
+            </m:r>
+          </m:sup>
+        </m:sSup>
+      </m:oMath>
       <w:r>
         <w:t xml:space="preserve"> (periodo </w:t>
       </w:r>
@@ -742,40 +738,167 @@
               <w:spacing w:after="0"/>
               <w:jc w:val="center"/>
             </w:pPr>
-            <w:r>
-              <w:drawing>
-                <wp:inline xmlns:a="http://schemas.openxmlformats.org/drawingml/2006/main" xmlns:pic="http://schemas.openxmlformats.org/drawingml/2006/picture">
-                  <wp:extent cx="4937760" cy="344208"/>
-                  <wp:docPr id="7" name="Picture 7"/>
-                  <wp:cNvGraphicFramePr>
-                    <a:graphicFrameLocks noChangeAspect="1"/>
-                  </wp:cNvGraphicFramePr>
-                  <a:graphic>
-                    <a:graphicData uri="http://schemas.openxmlformats.org/drawingml/2006/picture">
-                      <pic:pic>
-                        <pic:nvPicPr>
-                          <pic:cNvPr id="0" name="eq_cbee569947f3.png"/>
-                          <pic:cNvPicPr/>
-                        </pic:nvPicPr>
-                        <pic:blipFill>
-                          <a:blip r:embed="rId15"/>
-                          <a:stretch>
-                            <a:fillRect/>
-                          </a:stretch>
-                        </pic:blipFill>
-                        <pic:spPr>
-                          <a:xfrm>
-                            <a:off x="0" y="0"/>
-                            <a:ext cx="4937760" cy="344208"/>
-                          </a:xfrm>
-                          <a:prstGeom prst="rect"/>
-                        </pic:spPr>
-                      </pic:pic>
-                    </a:graphicData>
-                  </a:graphic>
-                </wp:inline>
-              </w:drawing>
-            </w:r>
+            <m:oMath>
+              <m:sSub>
+                <m:e>
+                  <m:r>
+                    <m:t>ϕ</m:t>
+                  </m:r>
+                </m:e>
+                <m:sub>
+                  <m:r>
+                    <m:t>p</m:t>
+                  </m:r>
+                </m:sub>
+              </m:sSub>
+              <m:r>
+                <m:t>(B)</m:t>
+              </m:r>
+              <m:sSub>
+                <m:e>
+                  <m:r>
+                    <m:t>Φ</m:t>
+                  </m:r>
+                </m:e>
+                <m:sub>
+                  <m:r>
+                    <m:t>P</m:t>
+                  </m:r>
+                </m:sub>
+              </m:sSub>
+              <m:r>
+                <m:t>(</m:t>
+              </m:r>
+              <m:sSup>
+                <m:e>
+                  <m:r>
+                    <m:t>B</m:t>
+                  </m:r>
+                </m:e>
+                <m:sup>
+                  <m:r>
+                    <m:t>s</m:t>
+                  </m:r>
+                </m:sup>
+              </m:sSup>
+              <m:r>
+                <m:t>)(1−B</m:t>
+              </m:r>
+              <m:sSup>
+                <m:e>
+                  <m:r>
+                    <m:t>)</m:t>
+                  </m:r>
+                </m:e>
+                <m:sup>
+                  <m:r>
+                    <m:t>d</m:t>
+                  </m:r>
+                </m:sup>
+              </m:sSup>
+              <m:r>
+                <m:t>(1−</m:t>
+              </m:r>
+              <m:sSup>
+                <m:e>
+                  <m:r>
+                    <m:t>B</m:t>
+                  </m:r>
+                </m:e>
+                <m:sup>
+                  <m:r>
+                    <m:t>s</m:t>
+                  </m:r>
+                </m:sup>
+              </m:sSup>
+              <m:sSup>
+                <m:e>
+                  <m:r>
+                    <m:t>)</m:t>
+                  </m:r>
+                </m:e>
+                <m:sup>
+                  <m:r>
+                    <m:t>D</m:t>
+                  </m:r>
+                </m:sup>
+              </m:sSup>
+              <m:sSub>
+                <m:e>
+                  <m:r>
+                    <m:t>y</m:t>
+                  </m:r>
+                </m:e>
+                <m:sub>
+                  <m:r>
+                    <m:t>t</m:t>
+                  </m:r>
+                </m:sub>
+              </m:sSub>
+              <m:r>
+                <m:t>=</m:t>
+              </m:r>
+              <m:sSub>
+                <m:e>
+                  <m:r>
+                    <m:t>θ</m:t>
+                  </m:r>
+                </m:e>
+                <m:sub>
+                  <m:r>
+                    <m:t>q</m:t>
+                  </m:r>
+                </m:sub>
+              </m:sSub>
+              <m:r>
+                <m:t>(B)</m:t>
+              </m:r>
+              <m:sSub>
+                <m:e>
+                  <m:r>
+                    <m:t>Θ</m:t>
+                  </m:r>
+                </m:e>
+                <m:sub>
+                  <m:r>
+                    <m:t>Q</m:t>
+                  </m:r>
+                </m:sub>
+              </m:sSub>
+              <m:r>
+                <m:t>(</m:t>
+              </m:r>
+              <m:sSup>
+                <m:e>
+                  <m:r>
+                    <m:t>B</m:t>
+                  </m:r>
+                </m:e>
+                <m:sup>
+                  <m:r>
+                    <m:t>s</m:t>
+                  </m:r>
+                </m:sup>
+              </m:sSup>
+              <m:r>
+                <m:t>)</m:t>
+              </m:r>
+              <m:sSub>
+                <m:e>
+                  <m:r>
+                    <m:t>ε</m:t>
+                  </m:r>
+                </m:e>
+                <m:sub>
+                  <m:r>
+                    <m:t>t</m:t>
+                  </m:r>
+                </m:sub>
+              </m:sSub>
+              <m:r>
+                <m:t>(2)</m:t>
+              </m:r>
+            </m:oMath>
           </w:p>
         </w:tc>
         <w:tc>
@@ -1903,40 +2026,68 @@
       <w:r>
         <w:t xml:space="preserve"> </w:t>
       </w:r>
-      <w:r>
-        <w:drawing>
-          <wp:inline xmlns:a="http://schemas.openxmlformats.org/drawingml/2006/main" xmlns:pic="http://schemas.openxmlformats.org/drawingml/2006/picture">
-            <wp:extent cx="1721246" cy="206692"/>
-            <wp:docPr id="8" name="Picture 8"/>
-            <wp:cNvGraphicFramePr>
-              <a:graphicFrameLocks noChangeAspect="1"/>
-            </wp:cNvGraphicFramePr>
-            <a:graphic>
-              <a:graphicData uri="http://schemas.openxmlformats.org/drawingml/2006/picture">
-                <pic:pic>
-                  <pic:nvPicPr>
-                    <pic:cNvPr id="0" name="eq_1d19fb777505.png"/>
-                    <pic:cNvPicPr/>
-                  </pic:nvPicPr>
-                  <pic:blipFill>
-                    <a:blip r:embed="rId16"/>
-                    <a:stretch>
-                      <a:fillRect/>
-                    </a:stretch>
-                  </pic:blipFill>
-                  <pic:spPr>
-                    <a:xfrm>
-                      <a:off x="0" y="0"/>
-                      <a:ext cx="1721246" cy="206692"/>
-                    </a:xfrm>
-                    <a:prstGeom prst="rect"/>
-                  </pic:spPr>
-                </pic:pic>
-              </a:graphicData>
-            </a:graphic>
-          </wp:inline>
-        </w:drawing>
-      </w:r>
+      <m:oMath>
+        <m:r>
+          <m:t>∇</m:t>
+        </m:r>
+        <m:sSub>
+          <m:e>
+            <m:r>
+              <m:t>y</m:t>
+            </m:r>
+          </m:e>
+          <m:sub>
+            <m:r>
+              <m:t>t</m:t>
+            </m:r>
+          </m:sub>
+        </m:sSub>
+        <m:r>
+          <m:t>=(1−B)</m:t>
+        </m:r>
+        <m:sSub>
+          <m:e>
+            <m:r>
+              <m:t>y</m:t>
+            </m:r>
+          </m:e>
+          <m:sub>
+            <m:r>
+              <m:t>t</m:t>
+            </m:r>
+          </m:sub>
+        </m:sSub>
+        <m:r>
+          <m:t>=</m:t>
+        </m:r>
+        <m:sSub>
+          <m:e>
+            <m:r>
+              <m:t>y</m:t>
+            </m:r>
+          </m:e>
+          <m:sub>
+            <m:r>
+              <m:t>t</m:t>
+            </m:r>
+          </m:sub>
+        </m:sSub>
+        <m:r>
+          <m:t>−</m:t>
+        </m:r>
+        <m:sSub>
+          <m:e>
+            <m:r>
+              <m:t>y</m:t>
+            </m:r>
+          </m:e>
+          <m:sub>
+            <m:r>
+              <m:t>t−1</m:t>
+            </m:r>
+          </m:sub>
+        </m:sSub>
+      </m:oMath>
       <w:r>
         <w:t xml:space="preserve"> quita tendencia y la </w:t>
       </w:r>
@@ -1949,40 +2100,92 @@
       <w:r>
         <w:t xml:space="preserve"> </w:t>
       </w:r>
-      <w:r>
-        <w:drawing>
-          <wp:inline xmlns:a="http://schemas.openxmlformats.org/drawingml/2006/main" xmlns:pic="http://schemas.openxmlformats.org/drawingml/2006/picture">
-            <wp:extent cx="1763777" cy="206692"/>
-            <wp:docPr id="9" name="Picture 9"/>
-            <wp:cNvGraphicFramePr>
-              <a:graphicFrameLocks noChangeAspect="1"/>
-            </wp:cNvGraphicFramePr>
-            <a:graphic>
-              <a:graphicData uri="http://schemas.openxmlformats.org/drawingml/2006/picture">
-                <pic:pic>
-                  <pic:nvPicPr>
-                    <pic:cNvPr id="0" name="eq_b99f53a28629.png"/>
-                    <pic:cNvPicPr/>
-                  </pic:nvPicPr>
-                  <pic:blipFill>
-                    <a:blip r:embed="rId17"/>
-                    <a:stretch>
-                      <a:fillRect/>
-                    </a:stretch>
-                  </pic:blipFill>
-                  <pic:spPr>
-                    <a:xfrm>
-                      <a:off x="0" y="0"/>
-                      <a:ext cx="1763777" cy="206692"/>
-                    </a:xfrm>
-                    <a:prstGeom prst="rect"/>
-                  </pic:spPr>
-                </pic:pic>
-              </a:graphicData>
-            </a:graphic>
-          </wp:inline>
-        </w:drawing>
-      </w:r>
+      <m:oMath>
+        <m:sSub>
+          <m:e>
+            <m:r>
+              <m:t>∇</m:t>
+            </m:r>
+          </m:e>
+          <m:sub>
+            <m:r>
+              <m:t>s</m:t>
+            </m:r>
+          </m:sub>
+        </m:sSub>
+        <m:sSub>
+          <m:e>
+            <m:r>
+              <m:t>y</m:t>
+            </m:r>
+          </m:e>
+          <m:sub>
+            <m:r>
+              <m:t>t</m:t>
+            </m:r>
+          </m:sub>
+        </m:sSub>
+        <m:r>
+          <m:t>=(1−</m:t>
+        </m:r>
+        <m:sSup>
+          <m:e>
+            <m:r>
+              <m:t>B</m:t>
+            </m:r>
+          </m:e>
+          <m:sup>
+            <m:r>
+              <m:t>s</m:t>
+            </m:r>
+          </m:sup>
+        </m:sSup>
+        <m:r>
+          <m:t>)</m:t>
+        </m:r>
+        <m:sSub>
+          <m:e>
+            <m:r>
+              <m:t>y</m:t>
+            </m:r>
+          </m:e>
+          <m:sub>
+            <m:r>
+              <m:t>t</m:t>
+            </m:r>
+          </m:sub>
+        </m:sSub>
+        <m:r>
+          <m:t>=</m:t>
+        </m:r>
+        <m:sSub>
+          <m:e>
+            <m:r>
+              <m:t>y</m:t>
+            </m:r>
+          </m:e>
+          <m:sub>
+            <m:r>
+              <m:t>t</m:t>
+            </m:r>
+          </m:sub>
+        </m:sSub>
+        <m:r>
+          <m:t>−</m:t>
+        </m:r>
+        <m:sSub>
+          <m:e>
+            <m:r>
+              <m:t>y</m:t>
+            </m:r>
+          </m:e>
+          <m:sub>
+            <m:r>
+              <m:t>t−s</m:t>
+            </m:r>
+          </m:sub>
+        </m:sSub>
+      </m:oMath>
       <w:r>
         <w:t xml:space="preserve"> quita el ciclo; el modelo aerolínea aplica </w:t>
       </w:r>
@@ -2045,40 +2248,69 @@
               <w:spacing w:after="0"/>
               <w:jc w:val="center"/>
             </w:pPr>
-            <w:r>
-              <w:drawing>
-                <wp:inline xmlns:a="http://schemas.openxmlformats.org/drawingml/2006/main" xmlns:pic="http://schemas.openxmlformats.org/drawingml/2006/picture">
-                  <wp:extent cx="2011680" cy="303414"/>
-                  <wp:docPr id="10" name="Picture 10"/>
-                  <wp:cNvGraphicFramePr>
-                    <a:graphicFrameLocks noChangeAspect="1"/>
-                  </wp:cNvGraphicFramePr>
-                  <a:graphic>
-                    <a:graphicData uri="http://schemas.openxmlformats.org/drawingml/2006/picture">
-                      <pic:pic>
-                        <pic:nvPicPr>
-                          <pic:cNvPr id="0" name="eq_586cad5a8306.png"/>
-                          <pic:cNvPicPr/>
-                        </pic:nvPicPr>
-                        <pic:blipFill>
-                          <a:blip r:embed="rId18"/>
-                          <a:stretch>
-                            <a:fillRect/>
-                          </a:stretch>
-                        </pic:blipFill>
-                        <pic:spPr>
-                          <a:xfrm>
-                            <a:off x="0" y="0"/>
-                            <a:ext cx="2011680" cy="303414"/>
-                          </a:xfrm>
-                          <a:prstGeom prst="rect"/>
-                        </pic:spPr>
-                      </pic:pic>
-                    </a:graphicData>
-                  </a:graphic>
-                </wp:inline>
-              </w:drawing>
-            </w:r>
+            <m:oMath>
+              <m:d>
+                <m:dPr>
+                  <m:sepChr m:val=""/>
+                </m:dPr>
+                <m:e>
+                  <m:r>
+                    <m:t>1</m:t>
+                  </m:r>
+                  <m:r>
+                    <m:t>−</m:t>
+                  </m:r>
+                  <m:r>
+                    <m:t>B</m:t>
+                  </m:r>
+                  <m:r>
+                    <m:t>)</m:t>
+                  </m:r>
+                  <m:r>
+                    <m:t>(</m:t>
+                  </m:r>
+                  <m:r>
+                    <m:t>1</m:t>
+                  </m:r>
+                  <m:r>
+                    <m:t>−</m:t>
+                  </m:r>
+                  <m:sSup>
+                    <m:e>
+                      <m:r>
+                        <m:t>B</m:t>
+                      </m:r>
+                    </m:e>
+                    <m:sup>
+                      <m:r>
+                        <m:t>s</m:t>
+                      </m:r>
+                    </m:sup>
+                  </m:sSup>
+                  <m:r>
+                    <m:t>)</m:t>
+                  </m:r>
+                  <m:sSub>
+                    <m:e>
+                      <m:r>
+                        <m:t>y</m:t>
+                      </m:r>
+                    </m:e>
+                    <m:sub>
+                      <m:r>
+                        <m:t>t</m:t>
+                      </m:r>
+                    </m:sub>
+                  </m:sSub>
+                  <m:r>
+                    <m:t>(</m:t>
+                  </m:r>
+                  <m:r>
+                    <m:t>3</m:t>
+                  </m:r>
+                </m:e>
+              </m:d>
+            </m:oMath>
           </w:p>
         </w:tc>
         <w:tc>
@@ -3456,40 +3688,135 @@
               <w:spacing w:after="0"/>
               <w:jc w:val="center"/>
             </w:pPr>
-            <w:r>
-              <w:drawing>
-                <wp:inline xmlns:a="http://schemas.openxmlformats.org/drawingml/2006/main" xmlns:pic="http://schemas.openxmlformats.org/drawingml/2006/picture">
-                  <wp:extent cx="4717472" cy="328352"/>
-                  <wp:docPr id="11" name="Picture 11"/>
-                  <wp:cNvGraphicFramePr>
-                    <a:graphicFrameLocks noChangeAspect="1"/>
-                  </wp:cNvGraphicFramePr>
-                  <a:graphic>
-                    <a:graphicData uri="http://schemas.openxmlformats.org/drawingml/2006/picture">
-                      <pic:pic>
-                        <pic:nvPicPr>
-                          <pic:cNvPr id="0" name="eq_a28d92fc381c.png"/>
-                          <pic:cNvPicPr/>
-                        </pic:nvPicPr>
-                        <pic:blipFill>
-                          <a:blip r:embed="rId19"/>
-                          <a:stretch>
-                            <a:fillRect/>
-                          </a:stretch>
-                        </pic:blipFill>
-                        <pic:spPr>
-                          <a:xfrm>
-                            <a:off x="0" y="0"/>
-                            <a:ext cx="4717472" cy="328352"/>
-                          </a:xfrm>
-                          <a:prstGeom prst="rect"/>
-                        </pic:spPr>
-                      </pic:pic>
-                    </a:graphicData>
-                  </a:graphic>
-                </wp:inline>
-              </w:drawing>
-            </w:r>
+            <m:oMath>
+              <m:d>
+                <m:dPr>
+                  <m:sepChr m:val=""/>
+                </m:dPr>
+                <m:e>
+                  <m:r>
+                    <m:t>1</m:t>
+                  </m:r>
+                  <m:r>
+                    <m:t>−</m:t>
+                  </m:r>
+                  <m:r>
+                    <m:t>B</m:t>
+                  </m:r>
+                  <m:r>
+                    <m:t>)</m:t>
+                  </m:r>
+                  <m:r>
+                    <m:t>(</m:t>
+                  </m:r>
+                  <m:r>
+                    <m:t>1</m:t>
+                  </m:r>
+                  <m:r>
+                    <m:t>−</m:t>
+                  </m:r>
+                  <m:sSup>
+                    <m:e>
+                      <m:r>
+                        <m:t>B</m:t>
+                      </m:r>
+                    </m:e>
+                    <m:sup>
+                      <m:r>
+                        <m:t>12</m:t>
+                      </m:r>
+                    </m:sup>
+                  </m:sSup>
+                  <m:r>
+                    <m:t>)</m:t>
+                  </m:r>
+                  <m:r>
+                    <m:rPr>
+                      <m:sty m:val="p"/>
+                    </m:rPr>
+                    <m:t>log</m:t>
+                  </m:r>
+                  <m:sSub>
+                    <m:e>
+                      <m:r>
+                        <m:t>y</m:t>
+                      </m:r>
+                    </m:e>
+                    <m:sub>
+                      <m:r>
+                        <m:t>t</m:t>
+                      </m:r>
+                    </m:sub>
+                  </m:sSub>
+                  <m:r>
+                    <m:t>=</m:t>
+                  </m:r>
+                  <m:r>
+                    <m:t>(</m:t>
+                  </m:r>
+                  <m:r>
+                    <m:t>1</m:t>
+                  </m:r>
+                  <m:r>
+                    <m:t>+</m:t>
+                  </m:r>
+                  <m:r>
+                    <m:t>θ</m:t>
+                  </m:r>
+                  <m:r>
+                    <m:t>B</m:t>
+                  </m:r>
+                  <m:r>
+                    <m:t>)</m:t>
+                  </m:r>
+                  <m:r>
+                    <m:t>(</m:t>
+                  </m:r>
+                  <m:r>
+                    <m:t>1</m:t>
+                  </m:r>
+                  <m:r>
+                    <m:t>+</m:t>
+                  </m:r>
+                  <m:r>
+                    <m:t>Θ</m:t>
+                  </m:r>
+                  <m:sSup>
+                    <m:e>
+                      <m:r>
+                        <m:t>B</m:t>
+                      </m:r>
+                    </m:e>
+                    <m:sup>
+                      <m:r>
+                        <m:t>12</m:t>
+                      </m:r>
+                    </m:sup>
+                  </m:sSup>
+                  <m:r>
+                    <m:t>)</m:t>
+                  </m:r>
+                  <m:sSub>
+                    <m:e>
+                      <m:r>
+                        <m:t>ε</m:t>
+                      </m:r>
+                    </m:e>
+                    <m:sub>
+                      <m:r>
+                        <m:t>t</m:t>
+                      </m:r>
+                    </m:sub>
+                  </m:sSub>
+                  <m:r>
+                    <m:t>(</m:t>
+                  </m:r>
+                  <m:r>
+                    <m:t>4</m:t>
+                  </m:r>
+                </m:e>
+              </m:d>
+            </m:oMath>
           </w:p>
         </w:tc>
         <w:tc>
@@ -6220,8 +6547,8 @@
       </w:r>
     </w:p>
     <w:sectPr>
-      <w:headerReference w:type="default" r:id="rId20"/>
-      <w:footerReference w:type="default" r:id="rId21"/>
+      <w:headerReference w:type="default" r:id="rId9"/>
+      <w:footerReference w:type="default" r:id="rId10"/>
       <w:pgSz w:w="12240" w:h="15840"/>
       <w:pgMar w:top="1134" w:right="1247" w:bottom="1020" w:left="1247" w:header="720" w:footer="720" w:gutter="0"/>
       <w:cols w:space="720"/>
